--- a/submissao_pdj/Projeto_Orientador_PDJ.docx
+++ b/submissao_pdj/Projeto_Orientador_PDJ.docx
@@ -119,7 +119,7 @@
               <w:rPr>
                 <w:sz w:val="20"/>
               </w:rPr>
-              <w:t>Túlio Campos [confirmar nome completo e titulação]</w:t>
+              <w:t>Marcelo Henrique Santos Paiva</w:t>
             </w:r>
           </w:p>
         </w:tc>
@@ -179,7 +179,7 @@
               <w:rPr>
                 <w:sz w:val="20"/>
               </w:rPr>
-              <w:t>Núcleo de Bioinformática (NBI) [confirmar]</w:t>
+              <w:t>Laboratório de Entomologia</w:t>
             </w:r>
           </w:p>
         </w:tc>
@@ -239,7 +239,7 @@
               <w:rPr>
                 <w:sz w:val="20"/>
               </w:rPr>
-              <w:t>Vigilância genômica, epidemiologia molecular e IA aplicada à saúde</w:t>
+              <w:t>Entomologia, vigilância de vetores e IA aplicada à saúde</w:t>
             </w:r>
           </w:p>
         </w:tc>
@@ -683,7 +683,7 @@
           <w:i w:val="0"/>
           <w:sz w:val="22"/>
         </w:rPr>
-        <w:t>O subprojeto de Pós-Doutorado Júnior JEPA-Spillover materializa o Eixo 3 deste projeto. Enquanto o projeto guarda-chuva provê o contexto biológico, os dados curados (Eixo 1) e a caracterização molecular/filodinâmica (Eixo 2), o subprojeto aporta a inovação metodológica em inteligência artificial: a primeira aplicação, ao domínio de vigilância genômica de vírus de RNA, das arquiteturas preditivas em espaço latente (JEPA). A expertise do candidato em aprendizado de máquina e desenvolvimento de software reprodutível complementa diretamente a competência do grupo em biologia molecular e epidemiologia genômica, criando sinergia com potencial de publicações conjuntas, captação de novos financiamentos e consolidação de uma linha de pesquisa em IA aplicada à saúde no IAM. Os produtos do subprojeto (embeddings, modelos, rankings) retroalimentam os Eixos 2 e 4, fechando o ciclo entre caracterização, predição e vigilância.</w:t>
+        <w:t>O subprojeto de Pós-Doutorado Júnior JEPA-Spillover materializa o Eixo 3 deste projeto. Enquanto o projeto guarda-chuva provê o contexto biológico, os dados curados (Eixo 1) e a caracterização molecular/filodinâmica (Eixo 2), o subprojeto aporta a inovação metodológica em inteligência artificial: a primeira aplicação, ao domínio de vigilância genômica de vírus de RNA, das arquiteturas preditivas em espaço latente (JEPA). A expertise do candidato em aprendizado de máquina e desenvolvimento de software reprodutível complementa diretamente a competência do Laboratório de Entomologia em entomologia e epidemiologia de doenças transmitidas por vetores, criando sinergia com potencial de publicações conjuntas, captação de novos financiamentos e consolidação de uma linha de pesquisa em IA aplicada à saúde no IAM. Os produtos do subprojeto (embeddings, modelos, rankings) retroalimentam os Eixos 2 e 4, fechando o ciclo entre caracterização, predição e vigilância.</w:t>
       </w:r>
     </w:p>
     <w:p>
@@ -783,10 +783,11 @@
       <w:r>
         <w:rPr>
           <w:b w:val="0"/>
-          <w:i w:val="0"/>
+          <w:i/>
+          <w:color w:val="555555"/>
           <w:sz w:val="22"/>
         </w:rPr>
-        <w:t>O projeto é conduzido no Instituto Aggeu Magalhães (Fiocruz-PE), que dispõe de infraestrutura de bioinformática e computação científica, incluindo servidores e recursos de processamento (CPU/GPU) para análises genômicas e treinamento de modelos de aprendizado profundo, além de acesso às redes e plataformas de vigilância genômica da Fiocruz. O grupo conta com experiência consolidada em análise de dados de sequenciamento e epidemiologia molecular, e com credenciamento institucional para bases de acesso controlado (GISAID). A componente de IA (subprojeto) utiliza estação com GPU e publicação aberta de código e modelos (GitHub, Hugging Face). [Detalhar equipamentos, servidores/HPC e espaço físico específicos do NBI/IAM.]</w:t>
+        <w:t>[Descrever a infraestrutura do Laboratório de Entomologia/grupo/IAM: instalações, equipamentos, recursos computacionais (GPU/HPC), bases de dados e apoio institucional — a preencher.]</w:t>
       </w:r>
     </w:p>
     <w:p>
@@ -1245,7 +1246,7 @@
         <w:rPr>
           <w:sz w:val="22"/>
         </w:rPr>
-        <w:t>Túlio Campos [confirmar] — coordenação, bioinformática e epidemiologia molecular (IAM/Fiocruz).</w:t>
+        <w:t>Marcelo Henrique Santos Paiva — coordenação, entomologia e saúde pública / vigilância de vetores (IAM/Fiocruz).</w:t>
       </w:r>
     </w:p>
     <w:p>
@@ -1281,7 +1282,7 @@
         <w:rPr>
           <w:sz w:val="22"/>
         </w:rPr>
-        <w:t>[Demais membros do Núcleo de Bioinformática e colaboradores do IAM].</w:t>
+        <w:t>[Demais membros do Laboratório de Entomologia e colaboradores do IAM].</w:t>
       </w:r>
     </w:p>
     <w:p>
